--- a/2. Linux系统/7. 内存/1. Linux内存.docx
+++ b/2. Linux系统/7. 内存/1. Linux内存.docx
@@ -543,13 +543,7 @@
         <w:rPr>
           <w:rFonts w:hint="eastAsia"/>
         </w:rPr>
-        <w:t>，所谓的四核八</w:t>
-      </w:r>
-      <w:r>
-        <w:rPr>
-          <w:rFonts w:hint="eastAsia"/>
-        </w:rPr>
-        <w:t>线程（比如一个核有一个</w:t>
+        <w:t>，所谓的四核八线程（比如一个核有一个</w:t>
       </w:r>
       <w:r>
         <w:rPr>
@@ -12318,8 +12312,6 @@
     <w:p>
       <w:r>
         <w:tab/>
-      </w:r>
-      <w:r>
         <w:t>cat /proc/swaps</w:t>
       </w:r>
     </w:p>
@@ -14924,13 +14916,7 @@
         <w:rPr>
           <w:rFonts w:hint="eastAsia"/>
         </w:rPr>
-        <w:t xml:space="preserve">Buffer </w:t>
-      </w:r>
-      <w:r>
-        <w:rPr>
-          <w:rFonts w:hint="eastAsia"/>
-        </w:rPr>
-        <w:t>Cache</w:t>
+        <w:t>Buffer Cache</w:t>
       </w:r>
       <w:r>
         <w:rPr>
@@ -16799,10 +16785,7 @@
         <w:ind w:firstLine="420"/>
       </w:pPr>
       <w:r>
-        <w:t xml:space="preserve">Total swap = </w:t>
-      </w:r>
-      <w:r>
-        <w:t>524280kB</w:t>
+        <w:t>Total swap = 524280kB</w:t>
       </w:r>
     </w:p>
     <w:p>
@@ -18818,8 +18801,6 @@
     <w:p>
       <w:r>
         <w:tab/>
-      </w:r>
-      <w:r>
         <w:t>nomad –r &lt;</w:t>
       </w:r>
       <w:proofErr w:type="spellStart"/>
@@ -22213,7 +22194,665 @@
         <w:t>内存映射区：可用于动态库、文件映射以及动态内存分配</w:t>
       </w:r>
     </w:p>
-    <w:p/>
+    <w:p>
+      <w:r>
+        <w:tab/>
+      </w:r>
+      <w:r>
+        <w:rPr>
+          <w:rFonts w:hint="eastAsia"/>
+        </w:rPr>
+        <w:t>扩展：</w:t>
+      </w:r>
+    </w:p>
+    <w:p>
+      <w:r>
+        <w:tab/>
+      </w:r>
+      <w:r>
+        <w:rPr>
+          <w:rFonts w:hint="eastAsia"/>
+        </w:rPr>
+        <w:t>“</w:t>
+      </w:r>
+      <w:r>
+        <w:rPr>
+          <w:rFonts w:hint="eastAsia"/>
+        </w:rPr>
+        <w:t>BSS</w:t>
+      </w:r>
+      <w:r>
+        <w:rPr>
+          <w:rFonts w:hint="eastAsia"/>
+        </w:rPr>
+        <w:t>”</w:t>
+      </w:r>
+      <w:r>
+        <w:rPr>
+          <w:rFonts w:hint="eastAsia"/>
+        </w:rPr>
+        <w:t xml:space="preserve"> </w:t>
+      </w:r>
+      <w:r>
+        <w:rPr>
+          <w:rFonts w:hint="eastAsia"/>
+        </w:rPr>
+        <w:t>源于早期汇编语言中的一个指令</w:t>
+      </w:r>
+      <w:r>
+        <w:rPr>
+          <w:rFonts w:hint="eastAsia"/>
+        </w:rPr>
+        <w:t xml:space="preserve"> </w:t>
+      </w:r>
+      <w:r>
+        <w:rPr>
+          <w:rFonts w:hint="eastAsia"/>
+        </w:rPr>
+        <w:t>“</w:t>
+      </w:r>
+      <w:r>
+        <w:rPr>
+          <w:rFonts w:hint="eastAsia"/>
+        </w:rPr>
+        <w:t>Block Started by Symbol</w:t>
+      </w:r>
+      <w:r>
+        <w:rPr>
+          <w:rFonts w:hint="eastAsia"/>
+        </w:rPr>
+        <w:t>”，原意是</w:t>
+      </w:r>
+      <w:r>
+        <w:rPr>
+          <w:rFonts w:hint="eastAsia"/>
+        </w:rPr>
+        <w:t xml:space="preserve"> </w:t>
+      </w:r>
+      <w:r>
+        <w:rPr>
+          <w:rFonts w:hint="eastAsia"/>
+        </w:rPr>
+        <w:t>“以符号开始的块”，用于标记一块未初始化的数据区域。后来这个术语被沿用下来，成为内存布局中未初始化数据段的标准名称。</w:t>
+      </w:r>
+    </w:p>
+    <w:p>
+      <w:pPr>
+        <w:rPr>
+          <w:rFonts w:hint="eastAsia"/>
+        </w:rPr>
+      </w:pPr>
+      <w:r>
+        <w:tab/>
+      </w:r>
+      <w:r>
+        <w:rPr>
+          <w:rFonts w:hint="eastAsia"/>
+        </w:rPr>
+        <w:t xml:space="preserve">BSS </w:t>
+      </w:r>
+      <w:r>
+        <w:rPr>
+          <w:rFonts w:hint="eastAsia"/>
+        </w:rPr>
+        <w:t>段的核心特点：</w:t>
+      </w:r>
+    </w:p>
+    <w:p>
+      <w:pPr>
+        <w:ind w:firstLine="420"/>
+      </w:pPr>
+      <w:r>
+        <w:rPr>
+          <w:rFonts w:hint="eastAsia"/>
+        </w:rPr>
+        <w:t>1</w:t>
+      </w:r>
+      <w:r>
+        <w:rPr>
+          <w:rFonts w:hint="eastAsia"/>
+        </w:rPr>
+        <w:t>、</w:t>
+      </w:r>
+      <w:r>
+        <w:rPr>
+          <w:rFonts w:hint="eastAsia"/>
+        </w:rPr>
+        <w:t>存储内容：专门存放定义时未被初始化的全局变量、静态全局变量、静态局部变量。例如：</w:t>
+      </w:r>
+    </w:p>
+    <w:p>
+      <w:pPr>
+        <w:ind w:leftChars="200" w:left="480"/>
+        <w:rPr>
+          <w:rFonts w:hint="eastAsia"/>
+        </w:rPr>
+      </w:pPr>
+      <w:r>
+        <w:rPr>
+          <w:rFonts w:hint="eastAsia"/>
+        </w:rPr>
+        <w:lastRenderedPageBreak/>
+        <w:t xml:space="preserve">int </w:t>
+      </w:r>
+      <w:proofErr w:type="spellStart"/>
+      <w:r>
+        <w:rPr>
+          <w:rFonts w:hint="eastAsia"/>
+        </w:rPr>
+        <w:t>global_uninit</w:t>
+      </w:r>
+      <w:proofErr w:type="spellEnd"/>
+      <w:r>
+        <w:rPr>
+          <w:rFonts w:hint="eastAsia"/>
+        </w:rPr>
+        <w:t xml:space="preserve">;          // </w:t>
+      </w:r>
+      <w:r>
+        <w:rPr>
+          <w:rFonts w:hint="eastAsia"/>
+        </w:rPr>
+        <w:t>未初始化的全局变量，存放在</w:t>
+      </w:r>
+      <w:r>
+        <w:rPr>
+          <w:rFonts w:hint="eastAsia"/>
+        </w:rPr>
+        <w:t>BSS</w:t>
+      </w:r>
+      <w:r>
+        <w:rPr>
+          <w:rFonts w:hint="eastAsia"/>
+        </w:rPr>
+        <w:t>段</w:t>
+      </w:r>
+    </w:p>
+    <w:p>
+      <w:pPr>
+        <w:ind w:leftChars="200" w:left="480"/>
+        <w:rPr>
+          <w:rFonts w:hint="eastAsia"/>
+        </w:rPr>
+      </w:pPr>
+      <w:r>
+        <w:rPr>
+          <w:rFonts w:hint="eastAsia"/>
+        </w:rPr>
+        <w:t xml:space="preserve">static int </w:t>
+      </w:r>
+      <w:proofErr w:type="spellStart"/>
+      <w:r>
+        <w:rPr>
+          <w:rFonts w:hint="eastAsia"/>
+        </w:rPr>
+        <w:t>static_uninit</w:t>
+      </w:r>
+      <w:proofErr w:type="spellEnd"/>
+      <w:r>
+        <w:rPr>
+          <w:rFonts w:hint="eastAsia"/>
+        </w:rPr>
+        <w:t xml:space="preserve">;   // </w:t>
+      </w:r>
+      <w:r>
+        <w:rPr>
+          <w:rFonts w:hint="eastAsia"/>
+        </w:rPr>
+        <w:t>未初始化的静态全局变量，存放在</w:t>
+      </w:r>
+      <w:r>
+        <w:rPr>
+          <w:rFonts w:hint="eastAsia"/>
+        </w:rPr>
+        <w:t>BSS</w:t>
+      </w:r>
+      <w:r>
+        <w:rPr>
+          <w:rFonts w:hint="eastAsia"/>
+        </w:rPr>
+        <w:t>段</w:t>
+      </w:r>
+    </w:p>
+    <w:p>
+      <w:pPr>
+        <w:ind w:leftChars="200" w:left="480"/>
+      </w:pPr>
+    </w:p>
+    <w:p>
+      <w:pPr>
+        <w:ind w:leftChars="200" w:left="480"/>
+      </w:pPr>
+      <w:r>
+        <w:t xml:space="preserve">void </w:t>
+      </w:r>
+      <w:proofErr w:type="spellStart"/>
+      <w:proofErr w:type="gramStart"/>
+      <w:r>
+        <w:t>func</w:t>
+      </w:r>
+      <w:proofErr w:type="spellEnd"/>
+      <w:r>
+        <w:t>(</w:t>
+      </w:r>
+      <w:proofErr w:type="gramEnd"/>
+      <w:r>
+        <w:t>) {</w:t>
+      </w:r>
+    </w:p>
+    <w:p>
+      <w:pPr>
+        <w:ind w:leftChars="200" w:left="480"/>
+        <w:rPr>
+          <w:rFonts w:hint="eastAsia"/>
+        </w:rPr>
+      </w:pPr>
+      <w:r>
+        <w:rPr>
+          <w:rFonts w:hint="eastAsia"/>
+        </w:rPr>
+        <w:t xml:space="preserve">    static int </w:t>
+      </w:r>
+      <w:proofErr w:type="spellStart"/>
+      <w:r>
+        <w:rPr>
+          <w:rFonts w:hint="eastAsia"/>
+        </w:rPr>
+        <w:t>local_static_uninit</w:t>
+      </w:r>
+      <w:proofErr w:type="spellEnd"/>
+      <w:r>
+        <w:rPr>
+          <w:rFonts w:hint="eastAsia"/>
+        </w:rPr>
+        <w:t xml:space="preserve">; // </w:t>
+      </w:r>
+      <w:r>
+        <w:rPr>
+          <w:rFonts w:hint="eastAsia"/>
+        </w:rPr>
+        <w:t>未初始化的静态局部变量，存放在</w:t>
+      </w:r>
+      <w:r>
+        <w:rPr>
+          <w:rFonts w:hint="eastAsia"/>
+        </w:rPr>
+        <w:t>BSS</w:t>
+      </w:r>
+      <w:r>
+        <w:rPr>
+          <w:rFonts w:hint="eastAsia"/>
+        </w:rPr>
+        <w:t>段</w:t>
+      </w:r>
+    </w:p>
+    <w:p>
+      <w:pPr>
+        <w:ind w:leftChars="200" w:left="480"/>
+      </w:pPr>
+      <w:r>
+        <w:t>}</w:t>
+      </w:r>
+    </w:p>
+    <w:p>
+      <w:pPr>
+        <w:ind w:firstLine="420"/>
+        <w:rPr>
+          <w:rFonts w:hint="eastAsia"/>
+        </w:rPr>
+      </w:pPr>
+      <w:r>
+        <w:rPr>
+          <w:rFonts w:hint="eastAsia"/>
+        </w:rPr>
+        <w:t>2</w:t>
+      </w:r>
+      <w:r>
+        <w:rPr>
+          <w:rFonts w:hint="eastAsia"/>
+        </w:rPr>
+        <w:t>、</w:t>
+      </w:r>
+      <w:r>
+        <w:rPr>
+          <w:rFonts w:hint="eastAsia"/>
+        </w:rPr>
+        <w:t>内存分配时机：</w:t>
+      </w:r>
+    </w:p>
+    <w:p>
+      <w:pPr>
+        <w:ind w:firstLine="420"/>
+        <w:rPr>
+          <w:rFonts w:hint="eastAsia"/>
+          <w:color w:val="FF0000"/>
+        </w:rPr>
+      </w:pPr>
+      <w:r>
+        <w:rPr>
+          <w:rFonts w:hint="eastAsia"/>
+          <w:color w:val="FF0000"/>
+        </w:rPr>
+        <w:t>程序加载到内存时，由操作系统自动为</w:t>
+      </w:r>
+      <w:r>
+        <w:rPr>
+          <w:rFonts w:hint="eastAsia"/>
+          <w:color w:val="FF0000"/>
+        </w:rPr>
+        <w:t xml:space="preserve"> BSS </w:t>
+      </w:r>
+      <w:r>
+        <w:rPr>
+          <w:rFonts w:hint="eastAsia"/>
+          <w:color w:val="FF0000"/>
+        </w:rPr>
+        <w:t>段分配内存空间。</w:t>
+      </w:r>
+    </w:p>
+    <w:p>
+      <w:pPr>
+        <w:ind w:firstLine="420"/>
+        <w:rPr>
+          <w:rFonts w:hint="eastAsia"/>
+          <w:color w:val="FF0000"/>
+        </w:rPr>
+      </w:pPr>
+      <w:r>
+        <w:rPr>
+          <w:rFonts w:hint="eastAsia"/>
+          <w:color w:val="FF0000"/>
+        </w:rPr>
+        <w:t>与数据段（存放已初始化的全局</w:t>
+      </w:r>
+      <w:r>
+        <w:rPr>
+          <w:rFonts w:hint="eastAsia"/>
+          <w:color w:val="FF0000"/>
+        </w:rPr>
+        <w:t xml:space="preserve"> / </w:t>
+      </w:r>
+      <w:r>
+        <w:rPr>
+          <w:rFonts w:hint="eastAsia"/>
+          <w:color w:val="FF0000"/>
+        </w:rPr>
+        <w:t>静态变量）不同，</w:t>
+      </w:r>
+      <w:r>
+        <w:rPr>
+          <w:rFonts w:hint="eastAsia"/>
+          <w:color w:val="FF0000"/>
+        </w:rPr>
+        <w:t xml:space="preserve">BSS </w:t>
+      </w:r>
+      <w:r>
+        <w:rPr>
+          <w:rFonts w:hint="eastAsia"/>
+          <w:color w:val="FF0000"/>
+        </w:rPr>
+        <w:t>段的变量在程序文件（如可执行文件）中不占用磁盘空间，仅在内存中分配空间（这是为了节省磁盘存储）。</w:t>
+      </w:r>
+    </w:p>
+    <w:p>
+      <w:pPr>
+        <w:ind w:firstLine="420"/>
+        <w:rPr>
+          <w:rFonts w:hint="eastAsia"/>
+        </w:rPr>
+      </w:pPr>
+      <w:r>
+        <w:rPr>
+          <w:rFonts w:hint="eastAsia"/>
+        </w:rPr>
+        <w:t>默认初始化值：操作系统会自动将</w:t>
+      </w:r>
+      <w:r>
+        <w:rPr>
+          <w:rFonts w:hint="eastAsia"/>
+        </w:rPr>
+        <w:t xml:space="preserve"> BSS </w:t>
+      </w:r>
+      <w:r>
+        <w:rPr>
+          <w:rFonts w:hint="eastAsia"/>
+        </w:rPr>
+        <w:t>段的变量初始化为</w:t>
+      </w:r>
+      <w:r>
+        <w:rPr>
+          <w:rFonts w:hint="eastAsia"/>
+        </w:rPr>
+        <w:t xml:space="preserve">0 </w:t>
+      </w:r>
+      <w:r>
+        <w:rPr>
+          <w:rFonts w:hint="eastAsia"/>
+        </w:rPr>
+        <w:t>值（整数</w:t>
+      </w:r>
+      <w:r>
+        <w:rPr>
+          <w:rFonts w:hint="eastAsia"/>
+        </w:rPr>
+        <w:t xml:space="preserve"> 0</w:t>
+      </w:r>
+      <w:r>
+        <w:rPr>
+          <w:rFonts w:hint="eastAsia"/>
+        </w:rPr>
+        <w:t>、指针</w:t>
+      </w:r>
+      <w:r>
+        <w:rPr>
+          <w:rFonts w:hint="eastAsia"/>
+        </w:rPr>
+        <w:t xml:space="preserve"> NULL </w:t>
+      </w:r>
+      <w:r>
+        <w:rPr>
+          <w:rFonts w:hint="eastAsia"/>
+        </w:rPr>
+        <w:t>等）。例如，上面的</w:t>
+      </w:r>
+      <w:proofErr w:type="spellStart"/>
+      <w:r>
+        <w:rPr>
+          <w:rFonts w:hint="eastAsia"/>
+        </w:rPr>
+        <w:t>global_uninit</w:t>
+      </w:r>
+      <w:proofErr w:type="spellEnd"/>
+      <w:r>
+        <w:rPr>
+          <w:rFonts w:hint="eastAsia"/>
+        </w:rPr>
+        <w:t>在程序运行时会被自动初始化为</w:t>
+      </w:r>
+      <w:r>
+        <w:rPr>
+          <w:rFonts w:hint="eastAsia"/>
+        </w:rPr>
+        <w:t xml:space="preserve"> 0</w:t>
+      </w:r>
+      <w:r>
+        <w:rPr>
+          <w:rFonts w:hint="eastAsia"/>
+        </w:rPr>
+        <w:t>。</w:t>
+      </w:r>
+    </w:p>
+    <w:p>
+      <w:pPr>
+        <w:ind w:firstLine="420"/>
+      </w:pPr>
+      <w:r>
+        <w:rPr>
+          <w:rFonts w:hint="eastAsia"/>
+        </w:rPr>
+        <w:t>与其他内存段的区别：</w:t>
+      </w:r>
+    </w:p>
+    <w:p>
+      <w:pPr>
+        <w:jc w:val="center"/>
+        <w:rPr>
+          <w:rFonts w:hint="eastAsia"/>
+        </w:rPr>
+      </w:pPr>
+      <w:r>
+        <w:drawing>
+          <wp:inline distT="0" distB="0" distL="0" distR="0" wp14:anchorId="6E414F30" wp14:editId="7CEFB61D">
+            <wp:extent cx="4812837" cy="1824080"/>
+            <wp:effectExtent l="0" t="0" r="635" b="5080"/>
+            <wp:docPr id="1984406542" name="图片 1"/>
+            <wp:cNvGraphicFramePr>
+              <a:graphicFrameLocks xmlns:a="http://schemas.openxmlformats.org/drawingml/2006/main" noChangeAspect="1"/>
+            </wp:cNvGraphicFramePr>
+            <a:graphic xmlns:a="http://schemas.openxmlformats.org/drawingml/2006/main">
+              <a:graphicData uri="http://schemas.openxmlformats.org/drawingml/2006/picture">
+                <pic:pic xmlns:pic="http://schemas.openxmlformats.org/drawingml/2006/picture">
+                  <pic:nvPicPr>
+                    <pic:cNvPr id="1984406542" name=""/>
+                    <pic:cNvPicPr/>
+                  </pic:nvPicPr>
+                  <pic:blipFill>
+                    <a:blip r:embed="rId53"/>
+                    <a:stretch>
+                      <a:fillRect/>
+                    </a:stretch>
+                  </pic:blipFill>
+                  <pic:spPr>
+                    <a:xfrm>
+                      <a:off x="0" y="0"/>
+                      <a:ext cx="4830685" cy="1830844"/>
+                    </a:xfrm>
+                    <a:prstGeom prst="rect">
+                      <a:avLst/>
+                    </a:prstGeom>
+                  </pic:spPr>
+                </pic:pic>
+              </a:graphicData>
+            </a:graphic>
+          </wp:inline>
+        </w:drawing>
+      </w:r>
+    </w:p>
+    <w:p>
+      <w:pPr>
+        <w:ind w:firstLine="420"/>
+      </w:pPr>
+      <w:r>
+        <w:rPr>
+          <w:rFonts w:hint="eastAsia"/>
+        </w:rPr>
+        <w:t>总结：</w:t>
+      </w:r>
+    </w:p>
+    <w:p>
+      <w:pPr>
+        <w:ind w:firstLine="420"/>
+        <w:rPr>
+          <w:rFonts w:hint="eastAsia"/>
+        </w:rPr>
+      </w:pPr>
+      <w:r>
+        <w:rPr>
+          <w:rFonts w:hint="eastAsia"/>
+        </w:rPr>
+        <w:t xml:space="preserve">BSS </w:t>
+      </w:r>
+      <w:r>
+        <w:rPr>
+          <w:rFonts w:hint="eastAsia"/>
+        </w:rPr>
+        <w:t>段是程序内存中专门为</w:t>
+      </w:r>
+      <w:r>
+        <w:rPr>
+          <w:rFonts w:hint="eastAsia"/>
+        </w:rPr>
+        <w:t xml:space="preserve"> </w:t>
+      </w:r>
+      <w:r>
+        <w:rPr>
+          <w:rFonts w:hint="eastAsia"/>
+        </w:rPr>
+        <w:t>“未初始化的全局</w:t>
+      </w:r>
+      <w:r>
+        <w:rPr>
+          <w:rFonts w:hint="eastAsia"/>
+        </w:rPr>
+        <w:t xml:space="preserve"> / </w:t>
+      </w:r>
+      <w:r>
+        <w:rPr>
+          <w:rFonts w:hint="eastAsia"/>
+        </w:rPr>
+        <w:t>静态变量”</w:t>
+      </w:r>
+      <w:r>
+        <w:rPr>
+          <w:rFonts w:hint="eastAsia"/>
+        </w:rPr>
+        <w:t xml:space="preserve"> </w:t>
+      </w:r>
+      <w:r>
+        <w:rPr>
+          <w:rFonts w:hint="eastAsia"/>
+        </w:rPr>
+        <w:t>预留的区域，它的核心作用是统一管理这些变量的内存分配和默认初始化，同时避免在程序文件中占用额外磁盘空间。这里的</w:t>
+      </w:r>
+      <w:r>
+        <w:rPr>
+          <w:rFonts w:hint="eastAsia"/>
+        </w:rPr>
+        <w:t xml:space="preserve"> </w:t>
+      </w:r>
+      <w:r>
+        <w:rPr>
+          <w:rFonts w:hint="eastAsia"/>
+        </w:rPr>
+        <w:t>“</w:t>
+      </w:r>
+      <w:r>
+        <w:rPr>
+          <w:rFonts w:hint="eastAsia"/>
+        </w:rPr>
+        <w:t>BSS</w:t>
+      </w:r>
+      <w:r>
+        <w:rPr>
+          <w:rFonts w:hint="eastAsia"/>
+        </w:rPr>
+        <w:t>”</w:t>
+      </w:r>
+      <w:r>
+        <w:rPr>
+          <w:rFonts w:hint="eastAsia"/>
+        </w:rPr>
+        <w:t xml:space="preserve"> </w:t>
+      </w:r>
+      <w:r>
+        <w:rPr>
+          <w:rFonts w:hint="eastAsia"/>
+        </w:rPr>
+        <w:t>是内存分区的名称，而非</w:t>
+      </w:r>
+      <w:r>
+        <w:rPr>
+          <w:rFonts w:hint="eastAsia"/>
+        </w:rPr>
+        <w:t xml:space="preserve"> </w:t>
+      </w:r>
+      <w:r>
+        <w:rPr>
+          <w:rFonts w:hint="eastAsia"/>
+        </w:rPr>
+        <w:t>“代码”，与代码段（存放执行指令）是完全不同的概念。</w:t>
+      </w:r>
+    </w:p>
     <w:p>
       <w:pPr>
         <w:pStyle w:val="3"/>
@@ -22312,7 +22951,14 @@
         <w:rPr>
           <w:rFonts w:hint="eastAsia"/>
         </w:rPr>
-        <w:t>地址开始有一段保留地址，然后依次是</w:t>
+        <w:t>地址开始</w:t>
+      </w:r>
+      <w:r>
+        <w:rPr>
+          <w:rFonts w:hint="eastAsia"/>
+        </w:rPr>
+        <w:lastRenderedPageBreak/>
+        <w:t>有一段保留地址，然后依次是</w:t>
       </w:r>
       <w:r>
         <w:rPr>
@@ -22375,7 +23021,6 @@
         <w:rPr>
           <w:noProof/>
         </w:rPr>
-        <w:lastRenderedPageBreak/>
         <w:drawing>
           <wp:inline distT="0" distB="0" distL="114300" distR="114300" wp14:anchorId="50A43B01" wp14:editId="47787E43">
             <wp:extent cx="3368040" cy="3748405"/>
@@ -22394,7 +23039,7 @@
                     </pic:cNvPicPr>
                   </pic:nvPicPr>
                   <pic:blipFill>
-                    <a:blip r:embed="rId53"/>
+                    <a:blip r:embed="rId54"/>
                     <a:stretch>
                       <a:fillRect/>
                     </a:stretch>
@@ -22654,7 +23299,7 @@
                     </pic:cNvPicPr>
                   </pic:nvPicPr>
                   <pic:blipFill>
-                    <a:blip r:embed="rId54"/>
+                    <a:blip r:embed="rId55"/>
                     <a:stretch>
                       <a:fillRect/>
                     </a:stretch>
@@ -23005,7 +23650,7 @@
                     </pic:cNvPicPr>
                   </pic:nvPicPr>
                   <pic:blipFill>
-                    <a:blip r:embed="rId55"/>
+                    <a:blip r:embed="rId56"/>
                     <a:stretch>
                       <a:fillRect/>
                     </a:stretch>
@@ -23371,8 +24016,6 @@
     <w:p>
       <w:r>
         <w:tab/>
-      </w:r>
-      <w:r>
         <w:t>01568000</w:t>
       </w:r>
       <w:r>
@@ -23609,7 +24252,7 @@
                     </pic:cNvPicPr>
                   </pic:nvPicPr>
                   <pic:blipFill>
-                    <a:blip r:embed="rId56"/>
+                    <a:blip r:embed="rId57"/>
                     <a:stretch>
                       <a:fillRect/>
                     </a:stretch>
@@ -23784,7 +24427,7 @@
                     </pic:cNvPicPr>
                   </pic:nvPicPr>
                   <pic:blipFill>
-                    <a:blip r:embed="rId57"/>
+                    <a:blip r:embed="rId58"/>
                     <a:stretch>
                       <a:fillRect/>
                     </a:stretch>
@@ -24276,7 +24919,7 @@
                     </pic:cNvPicPr>
                   </pic:nvPicPr>
                   <pic:blipFill>
-                    <a:blip r:embed="rId58"/>
+                    <a:blip r:embed="rId59"/>
                     <a:stretch>
                       <a:fillRect/>
                     </a:stretch>
@@ -24508,7 +25151,7 @@
                     </pic:cNvPicPr>
                   </pic:nvPicPr>
                   <pic:blipFill>
-                    <a:blip r:embed="rId59"/>
+                    <a:blip r:embed="rId60"/>
                     <a:stretch>
                       <a:fillRect/>
                     </a:stretch>
@@ -24748,7 +25391,7 @@
                     </pic:cNvPicPr>
                   </pic:nvPicPr>
                   <pic:blipFill>
-                    <a:blip r:embed="rId60"/>
+                    <a:blip r:embed="rId61"/>
                     <a:stretch>
                       <a:fillRect/>
                     </a:stretch>
@@ -24803,13 +25446,7 @@
         <w:rPr>
           <w:rFonts w:hint="eastAsia"/>
         </w:rPr>
-        <w:t>动态库一般</w:t>
-      </w:r>
-      <w:r>
-        <w:rPr>
-          <w:rFonts w:hint="eastAsia"/>
-        </w:rPr>
-        <w:t>会被多个进程使用，而且在每个进程中，动态库被加载的虚拟地址一般也不相同。但实际上动态库只需要在物理内存中放置一份，不同进程中不同虚拟地址的动态库都被映射到这同一块物理内存，从而大大减少了内存占用，真正实现共享。</w:t>
+        <w:t>动态库一般会被多个进程使用，而且在每个进程中，动态库被加载的虚拟地址一般也不相同。但实际上动态库只需要在物理内存中放置一份，不同进程中不同虚拟地址的动态库都被映射到这同一块物理内存，从而大大减少了内存占用，真正实现共享。</w:t>
       </w:r>
     </w:p>
     <w:p>
@@ -24838,7 +25475,7 @@
                     </pic:cNvPicPr>
                   </pic:nvPicPr>
                   <pic:blipFill>
-                    <a:blip r:embed="rId61"/>
+                    <a:blip r:embed="rId62"/>
                     <a:stretch>
                       <a:fillRect/>
                     </a:stretch>
@@ -24936,7 +25573,7 @@
                     </pic:cNvPicPr>
                   </pic:nvPicPr>
                   <pic:blipFill>
-                    <a:blip r:embed="rId62"/>
+                    <a:blip r:embed="rId63"/>
                     <a:stretch>
                       <a:fillRect/>
                     </a:stretch>
@@ -25363,7 +26000,7 @@
                     </pic:cNvPicPr>
                   </pic:nvPicPr>
                   <pic:blipFill>
-                    <a:blip r:embed="rId63"/>
+                    <a:blip r:embed="rId64"/>
                     <a:stretch>
                       <a:fillRect/>
                     </a:stretch>
@@ -25937,13 +26574,7 @@
         <w:rPr>
           <w:rFonts w:hint="eastAsia"/>
         </w:rPr>
-        <w:t>下包含了进程中的所有线程，上面的命令可以查到所有线程的栈</w:t>
-      </w:r>
-      <w:r>
-        <w:rPr>
-          <w:rFonts w:hint="eastAsia"/>
-        </w:rPr>
-        <w:t>信息。不过需要注意的是，这个方法只能显示内核栈，不包含用户栈。此方法在排查进程因系统调用（比如</w:t>
+        <w:t>下包含了进程中的所有线程，上面的命令可以查到所有线程的栈信息。不过需要注意的是，这个方法只能显示内核栈，不包含用户栈。此方法在排查进程因系统调用（比如</w:t>
       </w:r>
       <w:r>
         <w:rPr>
@@ -27002,7 +27633,7 @@
                     </pic:cNvPicPr>
                   </pic:nvPicPr>
                   <pic:blipFill>
-                    <a:blip r:embed="rId64"/>
+                    <a:blip r:embed="rId65"/>
                     <a:stretch>
                       <a:fillRect/>
                     </a:stretch>
@@ -27142,7 +27773,7 @@
                     </pic:cNvPicPr>
                   </pic:nvPicPr>
                   <pic:blipFill>
-                    <a:blip r:embed="rId65"/>
+                    <a:blip r:embed="rId66"/>
                     <a:stretch>
                       <a:fillRect/>
                     </a:stretch>
@@ -29149,7 +29780,7 @@
         </w:rPr>
         <w:t>：</w:t>
       </w:r>
-      <w:hyperlink r:id="rId66" w:history="1">
+      <w:hyperlink r:id="rId67" w:history="1">
         <w:r>
           <w:rPr>
             <w:rStyle w:val="ab"/>
